--- a/Altrium_HR_Risk_Register.docx
+++ b/Altrium_HR_Risk_Register.docx
@@ -353,7 +353,7 @@
                 <w:sz w:val="16"/>
                 <w:szCs w:val="16"/>
               </w:rPr>
-              <w:t xml:space="preserve">Open</w:t>
+              <w:t xml:space="preserve">Resolved -- backups verified encrypted at rest, directory permissions restricted (see backupJob.ts)</w:t>
             </w:r>
           </w:p>
         </w:tc>
@@ -490,7 +490,7 @@
                 <w:sz w:val="16"/>
                 <w:szCs w:val="16"/>
               </w:rPr>
-              <w:t xml:space="preserve">Open</w:t>
+              <w:t xml:space="preserve">Resolved -- all 16 live user passwords rotated via rotate-all-passwords.mjs against Aiven (2026-09-23) and JWT_SECRET rotated on Render (redeployed, invalidating prior sessions). Note: the environment-variables panel was screen-shared once during this process, contrary to the mitigation above -- flagged and corrected rather than hidden; no further reveals were made.</w:t>
             </w:r>
           </w:p>
         </w:tc>
@@ -627,7 +627,7 @@
                 <w:sz w:val="16"/>
                 <w:szCs w:val="16"/>
               </w:rPr>
-              <w:t xml:space="preserve">Needs investigation</w:t>
+              <w:t xml:space="preserve">Resolved -- rate limiting confirmed live (loginRateLimit 10/15min, passwordResetRateLimit 5/15min)</w:t>
             </w:r>
           </w:p>
         </w:tc>
@@ -764,7 +764,7 @@
                 <w:sz w:val="16"/>
                 <w:szCs w:val="16"/>
               </w:rPr>
-              <w:t xml:space="preserve">Needs investigation</w:t>
+              <w:t xml:space="preserve">Resolved -- server-side magic-byte PDF check confirmed in candidate.controller.ts, not just file extension</w:t>
             </w:r>
           </w:p>
         </w:tc>
@@ -901,7 +901,7 @@
                 <w:sz w:val="16"/>
                 <w:szCs w:val="16"/>
               </w:rPr>
-              <w:t xml:space="preserve">Open</w:t>
+              <w:t xml:space="preserve">Resolved -- confirmed live: B2_BUCKET_NAME, B2_ENDPOINT, B2_KEY_ID, B2_APPLICATION_KEY, B2_REGION all set in Render's Environment tab (screenshot-verified 2026-09-23)</w:t>
             </w:r>
           </w:p>
         </w:tc>
@@ -1038,7 +1038,7 @@
                 <w:sz w:val="16"/>
                 <w:szCs w:val="16"/>
               </w:rPr>
-              <w:t xml:space="preserve">Open</w:t>
+              <w:t xml:space="preserve">Resolved -- uniqueness constraint scoped to OPEN/ON_HOLD vacancies only, migration applied</w:t>
             </w:r>
           </w:p>
         </w:tc>
@@ -1175,7 +1175,7 @@
                 <w:sz w:val="16"/>
                 <w:szCs w:val="16"/>
               </w:rPr>
-              <w:t xml:space="preserve">Open</w:t>
+              <w:t xml:space="preserve">Resolved -- GitHub Actions CI running Vitest on every push confirmed in .github/workflows/test.yml</w:t>
             </w:r>
           </w:p>
         </w:tc>
@@ -1312,7 +1312,7 @@
                 <w:sz w:val="16"/>
                 <w:szCs w:val="16"/>
               </w:rPr>
-              <w:t xml:space="preserve">Open</w:t>
+              <w:t xml:space="preserve">Resolved -- cross-platform server load fix implemented and verified (Windows CPU-time sampling added)</w:t>
             </w:r>
           </w:p>
         </w:tc>
